--- a/masters/blood-transfusion-consent/blood-transfusion-consent-sample.docx
+++ b/masters/blood-transfusion-consent/blood-transfusion-consent-sample.docx
@@ -4,7 +4,7 @@
   <w:body>
     <w:p>
       <w:pPr>
-        <w:spacing w:after="40" w:before="0" w:line="312" w:lineRule="auto"/>
+        <w:spacing w:after="41" w:before="0" w:line="312" w:lineRule="auto"/>
         <w:jc w:val="center"/>
       </w:pPr>
       <w:r>
@@ -19,7 +19,7 @@
     </w:p>
     <w:p>
       <w:pPr>
-        <w:spacing w:after="100" w:before="0" w:line="312" w:lineRule="auto"/>
+        <w:spacing w:after="102" w:before="0" w:line="312" w:lineRule="auto"/>
         <w:jc w:val="left"/>
         <w:pBdr>
           <w:bottom w:val="single" w:sz="14" w:space="2" w:color="24384F"/>
@@ -35,7 +35,7 @@
     </w:p>
     <w:p>
       <w:pPr>
-        <w:spacing w:after="40" w:before="80" w:line="312" w:lineRule="auto"/>
+        <w:spacing w:after="41" w:before="82" w:line="312" w:lineRule="auto"/>
         <w:jc w:val="left"/>
         <w:pBdr>
           <w:bottom w:val="single" w:sz="6" w:space="2" w:color="C9D2DD"/>
@@ -78,7 +78,7 @@
       </w:tblGrid>
       <w:tr>
         <w:trPr>
-          <w:trHeight w:val="453" w:hRule="atLeast"/>
+          <w:trHeight w:val="464" w:hRule="atLeast"/>
         </w:trPr>
         <w:tc>
           <w:tcPr>
@@ -254,7 +254,7 @@
       </w:tr>
       <w:tr>
         <w:trPr>
-          <w:trHeight w:val="453" w:hRule="atLeast"/>
+          <w:trHeight w:val="464" w:hRule="atLeast"/>
         </w:trPr>
         <w:tc>
           <w:tcPr>
@@ -421,7 +421,7 @@
     </w:tbl>
     <w:p>
       <w:pPr>
-        <w:spacing w:after="40" w:before="0" w:line="312" w:lineRule="auto"/>
+        <w:spacing w:after="41" w:before="0" w:line="312" w:lineRule="auto"/>
         <w:jc w:val="left"/>
       </w:pPr>
       <w:r>
@@ -434,7 +434,7 @@
     </w:p>
     <w:p>
       <w:pPr>
-        <w:spacing w:after="40" w:before="80" w:line="312" w:lineRule="auto"/>
+        <w:spacing w:after="41" w:before="82" w:line="312" w:lineRule="auto"/>
         <w:jc w:val="left"/>
         <w:pBdr>
           <w:bottom w:val="single" w:sz="6" w:space="2" w:color="C9D2DD"/>
@@ -475,7 +475,7 @@
       </w:tblGrid>
       <w:tr>
         <w:trPr>
-          <w:trHeight w:val="453" w:hRule="atLeast"/>
+          <w:trHeight w:val="464" w:hRule="atLeast"/>
         </w:trPr>
         <w:tc>
           <w:tcPr>
@@ -594,7 +594,7 @@
       </w:tr>
       <w:tr>
         <w:trPr>
-          <w:trHeight w:val="453" w:hRule="atLeast"/>
+          <w:trHeight w:val="464" w:hRule="atLeast"/>
         </w:trPr>
         <w:tc>
           <w:tcPr>
@@ -714,7 +714,7 @@
     </w:tbl>
     <w:p>
       <w:pPr>
-        <w:spacing w:after="40" w:before="0" w:line="312" w:lineRule="auto"/>
+        <w:spacing w:after="41" w:before="0" w:line="312" w:lineRule="auto"/>
         <w:jc w:val="left"/>
       </w:pPr>
       <w:r>
@@ -727,7 +727,7 @@
     </w:p>
     <w:p>
       <w:pPr>
-        <w:spacing w:after="40" w:before="80" w:line="312" w:lineRule="auto"/>
+        <w:spacing w:after="41" w:before="82" w:line="312" w:lineRule="auto"/>
         <w:jc w:val="left"/>
         <w:pBdr>
           <w:bottom w:val="single" w:sz="6" w:space="2" w:color="C9D2DD"/>
@@ -767,7 +767,7 @@
       </w:tblGrid>
       <w:tr>
         <w:trPr>
-          <w:trHeight w:val="453" w:hRule="atLeast"/>
+          <w:trHeight w:val="464" w:hRule="atLeast"/>
         </w:trPr>
         <w:tc>
           <w:tcPr>
@@ -859,7 +859,7 @@
       </w:tr>
       <w:tr>
         <w:trPr>
-          <w:trHeight w:val="453" w:hRule="atLeast"/>
+          <w:trHeight w:val="464" w:hRule="atLeast"/>
         </w:trPr>
         <w:tc>
           <w:tcPr>
@@ -943,7 +943,7 @@
       </w:tr>
       <w:tr>
         <w:trPr>
-          <w:trHeight w:val="453" w:hRule="atLeast"/>
+          <w:trHeight w:val="464" w:hRule="atLeast"/>
         </w:trPr>
         <w:tc>
           <w:tcPr>
@@ -1027,7 +1027,7 @@
       </w:tr>
       <w:tr>
         <w:trPr>
-          <w:trHeight w:val="453" w:hRule="atLeast"/>
+          <w:trHeight w:val="464" w:hRule="atLeast"/>
         </w:trPr>
         <w:tc>
           <w:tcPr>
@@ -1111,7 +1111,7 @@
       </w:tr>
       <w:tr>
         <w:trPr>
-          <w:trHeight w:val="453" w:hRule="atLeast"/>
+          <w:trHeight w:val="464" w:hRule="atLeast"/>
         </w:trPr>
         <w:tc>
           <w:tcPr>
@@ -1195,7 +1195,7 @@
       </w:tr>
       <w:tr>
         <w:trPr>
-          <w:trHeight w:val="453" w:hRule="atLeast"/>
+          <w:trHeight w:val="464" w:hRule="atLeast"/>
         </w:trPr>
         <w:tc>
           <w:tcPr>
@@ -1280,7 +1280,7 @@
     </w:tbl>
     <w:p>
       <w:pPr>
-        <w:spacing w:after="40" w:before="0" w:line="312" w:lineRule="auto"/>
+        <w:spacing w:after="41" w:before="0" w:line="312" w:lineRule="auto"/>
         <w:jc w:val="left"/>
       </w:pPr>
       <w:r>
@@ -1293,7 +1293,7 @@
     </w:p>
     <w:p>
       <w:pPr>
-        <w:spacing w:after="40" w:before="80" w:line="312" w:lineRule="auto"/>
+        <w:spacing w:after="41" w:before="82" w:line="312" w:lineRule="auto"/>
         <w:jc w:val="left"/>
         <w:pBdr>
           <w:bottom w:val="single" w:sz="6" w:space="2" w:color="C9D2DD"/>
@@ -1334,7 +1334,7 @@
       </w:tblGrid>
       <w:tr>
         <w:trPr>
-          <w:trHeight w:val="453" w:hRule="atLeast"/>
+          <w:trHeight w:val="464" w:hRule="atLeast"/>
         </w:trPr>
         <w:tc>
           <w:tcPr>
@@ -1453,7 +1453,7 @@
       </w:tr>
       <w:tr>
         <w:trPr>
-          <w:trHeight w:val="453" w:hRule="atLeast"/>
+          <w:trHeight w:val="464" w:hRule="atLeast"/>
         </w:trPr>
         <w:tc>
           <w:tcPr>
@@ -1573,7 +1573,7 @@
     </w:tbl>
     <w:p>
       <w:pPr>
-        <w:spacing w:after="40" w:before="0" w:line="312" w:lineRule="auto"/>
+        <w:spacing w:after="41" w:before="0" w:line="312" w:lineRule="auto"/>
         <w:jc w:val="left"/>
       </w:pPr>
       <w:r>
@@ -1586,7 +1586,7 @@
     </w:p>
     <w:p>
       <w:pPr>
-        <w:spacing w:after="40" w:before="0" w:line="312" w:lineRule="auto"/>
+        <w:spacing w:after="41" w:before="0" w:line="312" w:lineRule="auto"/>
         <w:jc w:val="center"/>
       </w:pPr>
       <w:r>
@@ -1600,7 +1600,7 @@
     </w:p>
     <w:p>
       <w:pPr>
-        <w:spacing w:after="80" w:before="80" w:line="312" w:lineRule="auto"/>
+        <w:spacing w:after="82" w:before="82" w:line="312" w:lineRule="auto"/>
         <w:jc w:val="center"/>
       </w:pPr>
       <w:r>
@@ -1629,7 +1629,7 @@
       </w:tblGrid>
       <w:tr>
         <w:trPr>
-          <w:trHeight w:val="567" w:hRule="atLeast"/>
+          <w:trHeight w:val="580" w:hRule="atLeast"/>
         </w:trPr>
         <w:tc>
           <w:tcPr>
@@ -1747,7 +1747,7 @@
       </w:tr>
       <w:tr>
         <w:trPr>
-          <w:trHeight w:val="567" w:hRule="atLeast"/>
+          <w:trHeight w:val="580" w:hRule="atLeast"/>
         </w:trPr>
         <w:tc>
           <w:tcPr>
@@ -1866,7 +1866,7 @@
     </w:tbl>
     <w:p>
       <w:pPr>
-        <w:spacing w:after="40" w:before="0" w:line="312" w:lineRule="auto"/>
+        <w:spacing w:after="41" w:before="0" w:line="312" w:lineRule="auto"/>
         <w:jc w:val="left"/>
       </w:pPr>
       <w:r>
@@ -1879,7 +1879,7 @@
     </w:p>
     <w:p>
       <w:pPr>
-        <w:spacing w:after="0" w:before="60" w:line="312" w:lineRule="auto"/>
+        <w:spacing w:after="0" w:before="61" w:line="312" w:lineRule="auto"/>
         <w:jc w:val="left"/>
       </w:pPr>
       <w:r>
@@ -1894,7 +1894,7 @@
     </w:p>
     <w:p>
       <w:pPr>
-        <w:spacing w:after="0" w:before="60" w:line="312" w:lineRule="auto"/>
+        <w:spacing w:after="0" w:before="61" w:line="312" w:lineRule="auto"/>
         <w:jc w:val="left"/>
       </w:pPr>
       <w:r>
